--- a/Fase 2/Evidencias Proyecto/2.0 Documento de Épicas e Historias de Usuario.docx
+++ b/Fase 2/Evidencias Proyecto/2.0 Documento de Épicas e Historias de Usuario.docx
@@ -878,35 +878,7 @@
                 <w:sz w:val="24"/>
                 <w:szCs w:val="24"/>
               </w:rPr>
-              <w:t>01</w:t>
-            </w:r>
-            <w:r>
-              <w:rPr>
-                <w:sz w:val="24"/>
-                <w:szCs w:val="24"/>
-              </w:rPr>
-              <w:t>/</w:t>
-            </w:r>
-            <w:r>
-              <w:rPr>
-                <w:sz w:val="24"/>
-                <w:szCs w:val="24"/>
-              </w:rPr>
-              <w:t>10</w:t>
-            </w:r>
-            <w:r>
-              <w:rPr>
-                <w:sz w:val="24"/>
-                <w:szCs w:val="24"/>
-              </w:rPr>
-              <w:t>/202</w:t>
-            </w:r>
-            <w:r>
-              <w:rPr>
-                <w:sz w:val="24"/>
-                <w:szCs w:val="24"/>
-              </w:rPr>
-              <w:t>5</w:t>
+              <w:t>01/10/2025</w:t>
             </w:r>
           </w:p>
         </w:tc>
@@ -975,6 +947,14 @@
                 <w:szCs w:val="24"/>
               </w:rPr>
             </w:pPr>
+            <w:r>
+              <w:rPr>
+                <w:color w:val="000000"/>
+                <w:sz w:val="24"/>
+                <w:szCs w:val="24"/>
+              </w:rPr>
+              <w:t>0.2</w:t>
+            </w:r>
           </w:p>
         </w:tc>
         <w:tc>
@@ -992,6 +972,14 @@
                 <w:szCs w:val="24"/>
               </w:rPr>
             </w:pPr>
+            <w:r>
+              <w:rPr>
+                <w:color w:val="000000"/>
+                <w:sz w:val="24"/>
+                <w:szCs w:val="24"/>
+              </w:rPr>
+              <w:t>21/10/25</w:t>
+            </w:r>
           </w:p>
         </w:tc>
         <w:tc>
@@ -1009,6 +997,14 @@
                 <w:szCs w:val="24"/>
               </w:rPr>
             </w:pPr>
+            <w:r>
+              <w:rPr>
+                <w:color w:val="000000"/>
+                <w:sz w:val="24"/>
+                <w:szCs w:val="24"/>
+              </w:rPr>
+              <w:t>Actualizaciones épicas/historias</w:t>
+            </w:r>
           </w:p>
         </w:tc>
         <w:tc>
@@ -1026,6 +1022,14 @@
                 <w:szCs w:val="24"/>
               </w:rPr>
             </w:pPr>
+            <w:r>
+              <w:rPr>
+                <w:color w:val="000000"/>
+                <w:sz w:val="24"/>
+                <w:szCs w:val="24"/>
+              </w:rPr>
+              <w:t>Equipo de trabajo</w:t>
+            </w:r>
           </w:p>
         </w:tc>
       </w:tr>
@@ -1284,16 +1288,7 @@
               <w:spacing w:after="0" w:line="240" w:lineRule="auto"/>
             </w:pPr>
             <w:r>
-              <w:t>05</w:t>
-            </w:r>
-            <w:r>
-              <w:t>/</w:t>
-            </w:r>
-            <w:r>
-              <w:t>12</w:t>
-            </w:r>
-            <w:r>
-              <w:t>/2025</w:t>
+              <w:t>05/12/2025</w:t>
             </w:r>
           </w:p>
         </w:tc>
@@ -1863,7 +1858,7 @@
           </w:tcPr>
           <w:p>
             <w:r>
-              <w:t>H1</w:t>
+              <w:t>E1</w:t>
             </w:r>
           </w:p>
         </w:tc>
@@ -1895,7 +1890,7 @@
           </w:tcPr>
           <w:p>
             <w:r>
-              <w:t>H2</w:t>
+              <w:t>E2</w:t>
             </w:r>
           </w:p>
         </w:tc>
@@ -1927,7 +1922,7 @@
           </w:tcPr>
           <w:p>
             <w:r>
-              <w:t>H3</w:t>
+              <w:t>E3</w:t>
             </w:r>
           </w:p>
         </w:tc>
@@ -1959,7 +1954,7 @@
           </w:tcPr>
           <w:p>
             <w:r>
-              <w:t>H4</w:t>
+              <w:t>E4</w:t>
             </w:r>
           </w:p>
         </w:tc>
@@ -1991,7 +1986,7 @@
           </w:tcPr>
           <w:p>
             <w:r>
-              <w:t>H5</w:t>
+              <w:t>E5</w:t>
             </w:r>
           </w:p>
         </w:tc>
@@ -2001,7 +1996,10 @@
           </w:tcPr>
           <w:p>
             <w:r>
-              <w:t>Sistema de progreso y recompensas</w:t>
+              <w:t>Sistema de progreso</w:t>
+            </w:r>
+            <w:r>
+              <w:t>, tienda, y recompensas por logros</w:t>
             </w:r>
           </w:p>
         </w:tc>
@@ -2011,7 +2009,7 @@
           </w:tcPr>
           <w:p>
             <w:r>
-              <w:t>Desarrollar sistema de puntuación, logros, y recompensas</w:t>
+              <w:t>Desarrollar sistema de logros, personalización y tienda donde ocupar las monedas</w:t>
             </w:r>
           </w:p>
         </w:tc>
@@ -2023,7 +2021,7 @@
           </w:tcPr>
           <w:p>
             <w:r>
-              <w:t>H6</w:t>
+              <w:t>E6</w:t>
             </w:r>
           </w:p>
         </w:tc>
@@ -2063,7 +2061,7 @@
           </w:tcPr>
           <w:p>
             <w:r>
-              <w:t>H7</w:t>
+              <w:t>E7</w:t>
             </w:r>
           </w:p>
         </w:tc>
@@ -2233,7 +2231,10 @@
           </w:tcPr>
           <w:p>
             <w:r>
-              <w:t>H1</w:t>
+              <w:t>E</w:t>
+            </w:r>
+            <w:r>
+              <w:t>1</w:t>
             </w:r>
           </w:p>
         </w:tc>
@@ -2266,7 +2267,10 @@
           </w:tcPr>
           <w:p>
             <w:r>
-              <w:t>H4</w:t>
+              <w:t>E</w:t>
+            </w:r>
+            <w:r>
+              <w:t>4</w:t>
             </w:r>
           </w:p>
         </w:tc>
@@ -2299,7 +2303,10 @@
           </w:tcPr>
           <w:p>
             <w:r>
-              <w:t>H3</w:t>
+              <w:t>E</w:t>
+            </w:r>
+            <w:r>
+              <w:t>3</w:t>
             </w:r>
           </w:p>
         </w:tc>
@@ -2332,7 +2339,10 @@
           </w:tcPr>
           <w:p>
             <w:r>
-              <w:t>H2</w:t>
+              <w:t>E</w:t>
+            </w:r>
+            <w:r>
+              <w:t>2</w:t>
             </w:r>
           </w:p>
         </w:tc>
@@ -2365,7 +2375,10 @@
           </w:tcPr>
           <w:p>
             <w:r>
-              <w:t>H6</w:t>
+              <w:t>E</w:t>
+            </w:r>
+            <w:r>
+              <w:t>6</w:t>
             </w:r>
           </w:p>
         </w:tc>
@@ -2398,7 +2411,10 @@
           </w:tcPr>
           <w:p>
             <w:r>
-              <w:t>H5</w:t>
+              <w:t>E</w:t>
+            </w:r>
+            <w:r>
+              <w:t>5</w:t>
             </w:r>
           </w:p>
         </w:tc>
@@ -2431,7 +2447,10 @@
           </w:tcPr>
           <w:p>
             <w:r>
-              <w:t>H7</w:t>
+              <w:t>E</w:t>
+            </w:r>
+            <w:r>
+              <w:t>7</w:t>
             </w:r>
           </w:p>
         </w:tc>
@@ -2492,6 +2511,9 @@
     </w:p>
     <w:p>
       <w:r>
+        <w:rPr>
+          <w:noProof/>
+        </w:rPr>
         <w:drawing>
           <wp:inline distT="0" distB="0" distL="0" distR="0" wp14:anchorId="3BE5B2BE" wp14:editId="0371B83E">
             <wp:extent cx="5612130" cy="646430"/>
@@ -2539,19 +2561,16 @@
       </w:r>
       <w:proofErr w:type="spellEnd"/>
       <w:r>
-        <w:t xml:space="preserve"> </w:t>
-      </w:r>
-      <w:r>
-        <w:t>2</w:t>
+        <w:t xml:space="preserve"> 2</w:t>
       </w:r>
     </w:p>
     <w:p>
       <w:r>
         <w:drawing>
-          <wp:inline distT="0" distB="0" distL="0" distR="0" wp14:anchorId="00B549AB" wp14:editId="407F4BDE">
-            <wp:extent cx="5612130" cy="1153160"/>
-            <wp:effectExtent l="0" t="0" r="7620" b="8890"/>
-            <wp:docPr id="1842213670" name="Imagen 1" descr="Calendario&#10;&#10;El contenido generado por IA puede ser incorrecto."/>
+          <wp:inline distT="0" distB="0" distL="0" distR="0" wp14:anchorId="2F88B563" wp14:editId="647B66A9">
+            <wp:extent cx="5612130" cy="1762125"/>
+            <wp:effectExtent l="0" t="0" r="7620" b="9525"/>
+            <wp:docPr id="839615885" name="Imagen 1" descr="Interfaz de usuario gráfica, Aplicación, Tabla&#10;&#10;El contenido generado por IA puede ser incorrecto."/>
             <wp:cNvGraphicFramePr>
               <a:graphicFrameLocks xmlns:a="http://schemas.openxmlformats.org/drawingml/2006/main" noChangeAspect="1"/>
             </wp:cNvGraphicFramePr>
@@ -2559,7 +2578,7 @@
               <a:graphicData uri="http://schemas.openxmlformats.org/drawingml/2006/picture">
                 <pic:pic xmlns:pic="http://schemas.openxmlformats.org/drawingml/2006/picture">
                   <pic:nvPicPr>
-                    <pic:cNvPr id="1842213670" name="Imagen 1" descr="Calendario&#10;&#10;El contenido generado por IA puede ser incorrecto."/>
+                    <pic:cNvPr id="839615885" name="Imagen 1" descr="Interfaz de usuario gráfica, Aplicación, Tabla&#10;&#10;El contenido generado por IA puede ser incorrecto."/>
                     <pic:cNvPicPr/>
                   </pic:nvPicPr>
                   <pic:blipFill>
@@ -2571,7 +2590,7 @@
                   <pic:spPr>
                     <a:xfrm>
                       <a:off x="0" y="0"/>
-                      <a:ext cx="5612130" cy="1153160"/>
+                      <a:ext cx="5612130" cy="1762125"/>
                     </a:xfrm>
                     <a:prstGeom prst="rect">
                       <a:avLst/>
@@ -2594,19 +2613,16 @@
       </w:r>
       <w:proofErr w:type="spellEnd"/>
       <w:r>
-        <w:t xml:space="preserve"> </w:t>
-      </w:r>
-      <w:r>
-        <w:t>3</w:t>
+        <w:t xml:space="preserve"> 3</w:t>
       </w:r>
     </w:p>
     <w:p>
       <w:r>
         <w:drawing>
-          <wp:inline distT="0" distB="0" distL="0" distR="0" wp14:anchorId="521955CF" wp14:editId="12C555A0">
-            <wp:extent cx="5612130" cy="1089025"/>
+          <wp:inline distT="0" distB="0" distL="0" distR="0" wp14:anchorId="5E5318D3" wp14:editId="64B20F6A">
+            <wp:extent cx="5612130" cy="1050290"/>
             <wp:effectExtent l="0" t="0" r="7620" b="0"/>
-            <wp:docPr id="36640357" name="Imagen 1" descr="Imagen que contiene Aplicación&#10;&#10;El contenido generado por IA puede ser incorrecto."/>
+            <wp:docPr id="548506326" name="Imagen 1" descr="Imagen que contiene Calendario&#10;&#10;El contenido generado por IA puede ser incorrecto."/>
             <wp:cNvGraphicFramePr>
               <a:graphicFrameLocks xmlns:a="http://schemas.openxmlformats.org/drawingml/2006/main" noChangeAspect="1"/>
             </wp:cNvGraphicFramePr>
@@ -2614,7 +2630,7 @@
               <a:graphicData uri="http://schemas.openxmlformats.org/drawingml/2006/picture">
                 <pic:pic xmlns:pic="http://schemas.openxmlformats.org/drawingml/2006/picture">
                   <pic:nvPicPr>
-                    <pic:cNvPr id="36640357" name="Imagen 1" descr="Imagen que contiene Aplicación&#10;&#10;El contenido generado por IA puede ser incorrecto."/>
+                    <pic:cNvPr id="548506326" name="Imagen 1" descr="Imagen que contiene Calendario&#10;&#10;El contenido generado por IA puede ser incorrecto."/>
                     <pic:cNvPicPr/>
                   </pic:nvPicPr>
                   <pic:blipFill>
@@ -2626,7 +2642,7 @@
                   <pic:spPr>
                     <a:xfrm>
                       <a:off x="0" y="0"/>
-                      <a:ext cx="5612130" cy="1089025"/>
+                      <a:ext cx="5612130" cy="1050290"/>
                     </a:xfrm>
                     <a:prstGeom prst="rect">
                       <a:avLst/>
@@ -2639,8 +2655,13 @@
         </w:drawing>
       </w:r>
     </w:p>
-    <w:p>
-      <w:r>
+    <w:p/>
+    <w:p/>
+    <w:p/>
+    <w:p/>
+    <w:p>
+      <w:r>
+        <w:lastRenderedPageBreak/>
         <w:t xml:space="preserve">Historias </w:t>
       </w:r>
       <w:proofErr w:type="spellStart"/>
@@ -2649,19 +2670,16 @@
       </w:r>
       <w:proofErr w:type="spellEnd"/>
       <w:r>
-        <w:t xml:space="preserve"> </w:t>
-      </w:r>
-      <w:r>
-        <w:t>4</w:t>
+        <w:t xml:space="preserve"> 4</w:t>
       </w:r>
     </w:p>
     <w:p>
       <w:r>
         <w:drawing>
-          <wp:inline distT="0" distB="0" distL="0" distR="0" wp14:anchorId="5DC93D9B" wp14:editId="2DC8F823">
-            <wp:extent cx="5612130" cy="1278890"/>
-            <wp:effectExtent l="0" t="0" r="7620" b="0"/>
-            <wp:docPr id="129493851" name="Imagen 1" descr="Calendario&#10;&#10;El contenido generado por IA puede ser incorrecto."/>
+          <wp:inline distT="0" distB="0" distL="0" distR="0" wp14:anchorId="0AF7CEB9" wp14:editId="4BE10648">
+            <wp:extent cx="5612130" cy="1235710"/>
+            <wp:effectExtent l="0" t="0" r="7620" b="2540"/>
+            <wp:docPr id="390930827" name="Imagen 1" descr="Calendario&#10;&#10;El contenido generado por IA puede ser incorrecto."/>
             <wp:cNvGraphicFramePr>
               <a:graphicFrameLocks xmlns:a="http://schemas.openxmlformats.org/drawingml/2006/main" noChangeAspect="1"/>
             </wp:cNvGraphicFramePr>
@@ -2669,7 +2687,7 @@
               <a:graphicData uri="http://schemas.openxmlformats.org/drawingml/2006/picture">
                 <pic:pic xmlns:pic="http://schemas.openxmlformats.org/drawingml/2006/picture">
                   <pic:nvPicPr>
-                    <pic:cNvPr id="129493851" name="Imagen 1" descr="Calendario&#10;&#10;El contenido generado por IA puede ser incorrecto."/>
+                    <pic:cNvPr id="390930827" name="Imagen 1" descr="Calendario&#10;&#10;El contenido generado por IA puede ser incorrecto."/>
                     <pic:cNvPicPr/>
                   </pic:nvPicPr>
                   <pic:blipFill>
@@ -2681,7 +2699,7 @@
                   <pic:spPr>
                     <a:xfrm>
                       <a:off x="0" y="0"/>
-                      <a:ext cx="5612130" cy="1278890"/>
+                      <a:ext cx="5612130" cy="1235710"/>
                     </a:xfrm>
                     <a:prstGeom prst="rect">
                       <a:avLst/>
@@ -2696,7 +2714,6 @@
     </w:p>
     <w:p>
       <w:r>
-        <w:lastRenderedPageBreak/>
         <w:t xml:space="preserve">Historias </w:t>
       </w:r>
       <w:proofErr w:type="spellStart"/>
@@ -2705,19 +2722,16 @@
       </w:r>
       <w:proofErr w:type="spellEnd"/>
       <w:r>
-        <w:t xml:space="preserve"> </w:t>
-      </w:r>
-      <w:r>
-        <w:t>5</w:t>
+        <w:t xml:space="preserve"> 5</w:t>
       </w:r>
     </w:p>
     <w:p>
       <w:r>
         <w:drawing>
-          <wp:inline distT="0" distB="0" distL="0" distR="0" wp14:anchorId="2627C4E4" wp14:editId="2A7376EC">
-            <wp:extent cx="5612130" cy="927735"/>
-            <wp:effectExtent l="0" t="0" r="7620" b="5715"/>
-            <wp:docPr id="1848112325" name="Imagen 1" descr="Interfaz de usuario gráfica, Texto, Aplicación&#10;&#10;El contenido generado por IA puede ser incorrecto."/>
+          <wp:inline distT="0" distB="0" distL="0" distR="0" wp14:anchorId="03D866A8" wp14:editId="0E6DBE17">
+            <wp:extent cx="5612130" cy="829310"/>
+            <wp:effectExtent l="0" t="0" r="7620" b="8890"/>
+            <wp:docPr id="1338177720" name="Imagen 1" descr="Tabla&#10;&#10;El contenido generado por IA puede ser incorrecto."/>
             <wp:cNvGraphicFramePr>
               <a:graphicFrameLocks xmlns:a="http://schemas.openxmlformats.org/drawingml/2006/main" noChangeAspect="1"/>
             </wp:cNvGraphicFramePr>
@@ -2725,7 +2739,7 @@
               <a:graphicData uri="http://schemas.openxmlformats.org/drawingml/2006/picture">
                 <pic:pic xmlns:pic="http://schemas.openxmlformats.org/drawingml/2006/picture">
                   <pic:nvPicPr>
-                    <pic:cNvPr id="1848112325" name="Imagen 1" descr="Interfaz de usuario gráfica, Texto, Aplicación&#10;&#10;El contenido generado por IA puede ser incorrecto."/>
+                    <pic:cNvPr id="1338177720" name="Imagen 1" descr="Tabla&#10;&#10;El contenido generado por IA puede ser incorrecto."/>
                     <pic:cNvPicPr/>
                   </pic:nvPicPr>
                   <pic:blipFill>
@@ -2737,7 +2751,7 @@
                   <pic:spPr>
                     <a:xfrm>
                       <a:off x="0" y="0"/>
-                      <a:ext cx="5612130" cy="927735"/>
+                      <a:ext cx="5612130" cy="829310"/>
                     </a:xfrm>
                     <a:prstGeom prst="rect">
                       <a:avLst/>
@@ -2760,19 +2774,16 @@
       </w:r>
       <w:proofErr w:type="spellEnd"/>
       <w:r>
-        <w:t xml:space="preserve"> </w:t>
-      </w:r>
-      <w:r>
-        <w:t>6</w:t>
+        <w:t xml:space="preserve"> 6</w:t>
       </w:r>
     </w:p>
     <w:p>
       <w:r>
         <w:drawing>
-          <wp:inline distT="0" distB="0" distL="0" distR="0" wp14:anchorId="5B78FAC9" wp14:editId="41043A4B">
-            <wp:extent cx="5612130" cy="1078865"/>
-            <wp:effectExtent l="0" t="0" r="7620" b="6985"/>
-            <wp:docPr id="675632002" name="Imagen 1" descr="Interfaz de usuario gráfica, Aplicación&#10;&#10;El contenido generado por IA puede ser incorrecto."/>
+          <wp:inline distT="0" distB="0" distL="0" distR="0" wp14:anchorId="4936A7D9" wp14:editId="28554B43">
+            <wp:extent cx="5612130" cy="1066165"/>
+            <wp:effectExtent l="0" t="0" r="7620" b="635"/>
+            <wp:docPr id="1886960775" name="Imagen 1" descr="Texto&#10;&#10;El contenido generado por IA puede ser incorrecto."/>
             <wp:cNvGraphicFramePr>
               <a:graphicFrameLocks xmlns:a="http://schemas.openxmlformats.org/drawingml/2006/main" noChangeAspect="1"/>
             </wp:cNvGraphicFramePr>
@@ -2780,7 +2791,7 @@
               <a:graphicData uri="http://schemas.openxmlformats.org/drawingml/2006/picture">
                 <pic:pic xmlns:pic="http://schemas.openxmlformats.org/drawingml/2006/picture">
                   <pic:nvPicPr>
-                    <pic:cNvPr id="675632002" name="Imagen 1" descr="Interfaz de usuario gráfica, Aplicación&#10;&#10;El contenido generado por IA puede ser incorrecto."/>
+                    <pic:cNvPr id="1886960775" name="Imagen 1" descr="Texto&#10;&#10;El contenido generado por IA puede ser incorrecto."/>
                     <pic:cNvPicPr/>
                   </pic:nvPicPr>
                   <pic:blipFill>
@@ -2792,7 +2803,7 @@
                   <pic:spPr>
                     <a:xfrm>
                       <a:off x="0" y="0"/>
-                      <a:ext cx="5612130" cy="1078865"/>
+                      <a:ext cx="5612130" cy="1066165"/>
                     </a:xfrm>
                     <a:prstGeom prst="rect">
                       <a:avLst/>
@@ -2815,14 +2826,14 @@
       </w:r>
       <w:proofErr w:type="spellEnd"/>
       <w:r>
-        <w:t xml:space="preserve"> </w:t>
-      </w:r>
-      <w:r>
-        <w:t>7</w:t>
-      </w:r>
-    </w:p>
-    <w:p>
-      <w:r>
+        <w:t xml:space="preserve"> 7</w:t>
+      </w:r>
+    </w:p>
+    <w:p>
+      <w:r>
+        <w:rPr>
+          <w:noProof/>
+        </w:rPr>
         <w:drawing>
           <wp:inline distT="0" distB="0" distL="0" distR="0" wp14:anchorId="77987DEE" wp14:editId="58243AF0">
             <wp:extent cx="5612130" cy="1029335"/>
@@ -2936,8 +2947,18 @@
         <w:sz w:val="20"/>
         <w:szCs w:val="20"/>
       </w:rPr>
-      <w:t>, Ingeniería de Software – DuocUC</w:t>
+      <w:t xml:space="preserve">, Ingeniería de Software – </w:t>
     </w:r>
+    <w:proofErr w:type="spellStart"/>
+    <w:r>
+      <w:rPr>
+        <w:color w:val="000000"/>
+        <w:sz w:val="20"/>
+        <w:szCs w:val="20"/>
+      </w:rPr>
+      <w:t>DuocUC</w:t>
+    </w:r>
+    <w:proofErr w:type="spellEnd"/>
   </w:p>
   <w:p>
     <w:pPr>
@@ -3683,6 +3704,7 @@
   <w:style w:type="character" w:default="1" w:styleId="Fuentedeprrafopredeter">
     <w:name w:val="Default Paragraph Font"/>
     <w:uiPriority w:val="1"/>
+    <w:semiHidden/>
     <w:unhideWhenUsed/>
   </w:style>
   <w:style w:type="table" w:default="1" w:styleId="Tablanormal">
@@ -4179,9 +4201,7 @@
       <w:tblStyleRowBandSize w:val="1"/>
       <w:tblStyleColBandSize w:val="1"/>
       <w:tblCellMar>
-        <w:top w:w="0" w:type="dxa"/>
         <w:left w:w="108" w:type="dxa"/>
-        <w:bottom w:w="0" w:type="dxa"/>
         <w:right w:w="108" w:type="dxa"/>
       </w:tblCellMar>
     </w:tblPr>
@@ -4192,9 +4212,7 @@
       <w:tblStyleRowBandSize w:val="1"/>
       <w:tblStyleColBandSize w:val="1"/>
       <w:tblCellMar>
-        <w:top w:w="0" w:type="dxa"/>
         <w:left w:w="115" w:type="dxa"/>
-        <w:bottom w:w="0" w:type="dxa"/>
         <w:right w:w="115" w:type="dxa"/>
       </w:tblCellMar>
     </w:tblPr>
@@ -4205,9 +4223,7 @@
       <w:tblStyleRowBandSize w:val="1"/>
       <w:tblStyleColBandSize w:val="1"/>
       <w:tblCellMar>
-        <w:top w:w="0" w:type="dxa"/>
         <w:left w:w="115" w:type="dxa"/>
-        <w:bottom w:w="0" w:type="dxa"/>
         <w:right w:w="115" w:type="dxa"/>
       </w:tblCellMar>
     </w:tblPr>
@@ -4221,9 +4237,7 @@
       <w:tblStyleRowBandSize w:val="1"/>
       <w:tblStyleColBandSize w:val="1"/>
       <w:tblCellMar>
-        <w:top w:w="0" w:type="dxa"/>
         <w:left w:w="108" w:type="dxa"/>
-        <w:bottom w:w="0" w:type="dxa"/>
         <w:right w:w="108" w:type="dxa"/>
       </w:tblCellMar>
     </w:tblPr>
@@ -4237,9 +4251,7 @@
       <w:tblStyleRowBandSize w:val="1"/>
       <w:tblStyleColBandSize w:val="1"/>
       <w:tblCellMar>
-        <w:top w:w="0" w:type="dxa"/>
         <w:left w:w="108" w:type="dxa"/>
-        <w:bottom w:w="0" w:type="dxa"/>
         <w:right w:w="108" w:type="dxa"/>
       </w:tblCellMar>
     </w:tblPr>
@@ -4253,9 +4265,7 @@
       <w:tblStyleRowBandSize w:val="1"/>
       <w:tblStyleColBandSize w:val="1"/>
       <w:tblCellMar>
-        <w:top w:w="0" w:type="dxa"/>
         <w:left w:w="108" w:type="dxa"/>
-        <w:bottom w:w="0" w:type="dxa"/>
         <w:right w:w="108" w:type="dxa"/>
       </w:tblCellMar>
     </w:tblPr>
